--- a/MatthewMeents.docx
+++ b/MatthewMeents.docx
@@ -30,7 +30,23 @@
           <w:sz w:val="20"/>
           <w:szCs w:val="20"/>
         </w:rPr>
-        <w:t>Visionary technology leader with over 20 years of experience architecting and implementing transformative solutions</w:t>
+        <w:t>Visionary technology leader with over 2</w:t>
+      </w:r>
+      <w:r>
+        <w:rPr>
+          <w:rFonts w:ascii="Segoe UI Light" w:hAnsi="Segoe UI Light" w:cs="Segoe UI Light"/>
+          <w:sz w:val="20"/>
+          <w:szCs w:val="20"/>
+        </w:rPr>
+        <w:t>5</w:t>
+      </w:r>
+      <w:r>
+        <w:rPr>
+          <w:rFonts w:ascii="Segoe UI Light" w:hAnsi="Segoe UI Light" w:cs="Segoe UI Light"/>
+          <w:sz w:val="20"/>
+          <w:szCs w:val="20"/>
+        </w:rPr>
+        <w:t xml:space="preserve"> years of experience architecting and implementing transformative solutions</w:t>
       </w:r>
       <w:r>
         <w:rPr>
@@ -191,7 +207,16 @@
           <w:szCs w:val="20"/>
         </w:rPr>
         <w:tab/>
-        <w:t xml:space="preserve">             7/2022-Present</w:t>
+        <w:t xml:space="preserve">             7/2022-</w:t>
+      </w:r>
+      <w:r>
+        <w:rPr>
+          <w:rFonts w:ascii="Segoe UI Light" w:hAnsi="Segoe UI Light" w:cs="Segoe UI Light"/>
+          <w:b/>
+          <w:sz w:val="20"/>
+          <w:szCs w:val="20"/>
+        </w:rPr>
+        <w:t>3/2026</w:t>
       </w:r>
     </w:p>
     <w:p>
@@ -257,7 +282,7 @@
           <w:sz w:val="20"/>
           <w:szCs w:val="20"/>
         </w:rPr>
-        <w:t>Manage</w:t>
+        <w:t>Lead</w:t>
       </w:r>
       <w:r>
         <w:rPr>
@@ -322,23 +347,21 @@
         </w:rPr>
         <w:t xml:space="preserve">APIs for </w:t>
       </w:r>
-      <w:proofErr w:type="spellStart"/>
-      <w:r>
-        <w:rPr>
-          <w:rFonts w:ascii="Segoe UI Light" w:hAnsi="Segoe UI Light" w:cs="Segoe UI Light"/>
-          <w:sz w:val="20"/>
-          <w:szCs w:val="20"/>
-        </w:rPr>
-        <w:t>omnichannel</w:t>
-      </w:r>
-      <w:proofErr w:type="spellEnd"/>
-      <w:r>
-        <w:rPr>
-          <w:rFonts w:ascii="Segoe UI Light" w:hAnsi="Segoe UI Light" w:cs="Segoe UI Light"/>
-          <w:sz w:val="20"/>
-          <w:szCs w:val="20"/>
-        </w:rPr>
-        <w:t xml:space="preserve"> customer interactions.</w:t>
+      <w:r>
+        <w:rPr>
+          <w:rFonts w:ascii="Segoe UI Light" w:hAnsi="Segoe UI Light" w:cs="Segoe UI Light"/>
+          <w:sz w:val="20"/>
+          <w:szCs w:val="20"/>
+        </w:rPr>
+        <w:t xml:space="preserve">(phone, email and SMS) </w:t>
+      </w:r>
+      <w:r>
+        <w:rPr>
+          <w:rFonts w:ascii="Segoe UI Light" w:hAnsi="Segoe UI Light" w:cs="Segoe UI Light"/>
+          <w:sz w:val="20"/>
+          <w:szCs w:val="20"/>
+        </w:rPr>
+        <w:t>customer interactions.</w:t>
       </w:r>
     </w:p>
     <w:p>
@@ -535,6 +558,47 @@
     <w:p>
       <w:pPr>
         <w:keepNext/>
+        <w:numPr>
+          <w:ilvl w:val="0"/>
+          <w:numId w:val="35"/>
+        </w:numPr>
+        <w:spacing w:after="0" w:line="240" w:lineRule="auto"/>
+        <w:rPr>
+          <w:rFonts w:ascii="Segoe UI Light" w:hAnsi="Segoe UI Light" w:cs="Segoe UI Light"/>
+          <w:sz w:val="20"/>
+          <w:szCs w:val="20"/>
+        </w:rPr>
+      </w:pPr>
+      <w:r>
+        <w:rPr>
+          <w:rFonts w:ascii="Segoe UI Light" w:hAnsi="Segoe UI Light" w:cs="Segoe UI Light"/>
+          <w:sz w:val="20"/>
+          <w:szCs w:val="20"/>
+        </w:rPr>
+        <w:t xml:space="preserve">Built the communication system that pipes leads into call queues in </w:t>
+      </w:r>
+      <w:proofErr w:type="spellStart"/>
+      <w:r>
+        <w:rPr>
+          <w:rFonts w:ascii="Segoe UI Light" w:hAnsi="Segoe UI Light" w:cs="Segoe UI Light"/>
+          <w:sz w:val="20"/>
+          <w:szCs w:val="20"/>
+        </w:rPr>
+        <w:t>CXOne</w:t>
+      </w:r>
+      <w:proofErr w:type="spellEnd"/>
+      <w:r>
+        <w:rPr>
+          <w:rFonts w:ascii="Segoe UI Light" w:hAnsi="Segoe UI Light" w:cs="Segoe UI Light"/>
+          <w:sz w:val="20"/>
+          <w:szCs w:val="20"/>
+        </w:rPr>
+        <w:t xml:space="preserve">. </w:t>
+      </w:r>
+    </w:p>
+    <w:p>
+      <w:pPr>
+        <w:keepNext/>
         <w:spacing w:after="0" w:line="240" w:lineRule="auto"/>
         <w:rPr>
           <w:rFonts w:ascii="Segoe UI Light" w:hAnsi="Segoe UI Light" w:cs="Segoe UI Light"/>
@@ -2003,7 +2067,6 @@
           <w:sz w:val="20"/>
           <w:szCs w:val="20"/>
         </w:rPr>
-        <w:lastRenderedPageBreak/>
         <w:t>ALM Media</w:t>
       </w:r>
       <w:r>
@@ -2798,8 +2861,6 @@
         </w:rPr>
         <w:t xml:space="preserve">  </w:t>
       </w:r>
-      <w:bookmarkStart w:id="0" w:name="_GoBack"/>
-      <w:bookmarkEnd w:id="0"/>
       <w:r>
         <w:rPr>
           <w:rFonts w:ascii="Segoe UI Light" w:hAnsi="Segoe UI Light" w:cs="Segoe UI Light"/>
@@ -3175,7 +3236,41 @@
           <w:sz w:val="20"/>
           <w:szCs w:val="20"/>
         </w:rPr>
-        <w:t xml:space="preserve">CICD, C#, .NET, UI-UX, API, Applications, Servers, </w:t>
+        <w:t>CICD,</w:t>
+      </w:r>
+      <w:r>
+        <w:rPr>
+          <w:rFonts w:ascii="Segoe UI Light" w:eastAsia="Arial Black" w:hAnsi="Segoe UI Light" w:cs="Segoe UI Light"/>
+          <w:sz w:val="20"/>
+          <w:szCs w:val="20"/>
+        </w:rPr>
+        <w:t xml:space="preserve"> </w:t>
+      </w:r>
+      <w:r>
+        <w:rPr>
+          <w:rFonts w:ascii="Segoe UI Light" w:eastAsia="Arial Black" w:hAnsi="Segoe UI Light" w:cs="Segoe UI Light"/>
+          <w:sz w:val="20"/>
+          <w:szCs w:val="20"/>
+        </w:rPr>
+        <w:t>.NET, UI-UX, API, Applications, Servers,</w:t>
+      </w:r>
+      <w:r>
+        <w:rPr>
+          <w:rFonts w:ascii="Segoe UI Light" w:eastAsia="Arial Black" w:hAnsi="Segoe UI Light" w:cs="Segoe UI Light"/>
+          <w:sz w:val="20"/>
+          <w:szCs w:val="20"/>
+        </w:rPr>
+        <w:t xml:space="preserve"> MCP,</w:t>
+      </w:r>
+      <w:bookmarkStart w:id="0" w:name="_GoBack"/>
+      <w:bookmarkEnd w:id="0"/>
+      <w:r>
+        <w:rPr>
+          <w:rFonts w:ascii="Segoe UI Light" w:eastAsia="Arial Black" w:hAnsi="Segoe UI Light" w:cs="Segoe UI Light"/>
+          <w:sz w:val="20"/>
+          <w:szCs w:val="20"/>
+        </w:rPr>
+        <w:t xml:space="preserve"> </w:t>
       </w:r>
       <w:proofErr w:type="spellStart"/>
       <w:r>
@@ -3209,6 +3304,32 @@
           <w:sz w:val="20"/>
           <w:szCs w:val="20"/>
         </w:rPr>
+        <w:t xml:space="preserve"> Angular, </w:t>
+      </w:r>
+      <w:proofErr w:type="spellStart"/>
+      <w:r>
+        <w:rPr>
+          <w:rFonts w:ascii="Segoe UI Light" w:eastAsia="Arial Black" w:hAnsi="Segoe UI Light" w:cs="Segoe UI Light"/>
+          <w:sz w:val="20"/>
+          <w:szCs w:val="20"/>
+        </w:rPr>
+        <w:t>TypeScript</w:t>
+      </w:r>
+      <w:proofErr w:type="spellEnd"/>
+      <w:r>
+        <w:rPr>
+          <w:rFonts w:ascii="Segoe UI Light" w:eastAsia="Arial Black" w:hAnsi="Segoe UI Light" w:cs="Segoe UI Light"/>
+          <w:sz w:val="20"/>
+          <w:szCs w:val="20"/>
+        </w:rPr>
+        <w:t>,</w:t>
+      </w:r>
+      <w:r>
+        <w:rPr>
+          <w:rFonts w:ascii="Segoe UI Light" w:eastAsia="Arial Black" w:hAnsi="Segoe UI Light" w:cs="Segoe UI Light"/>
+          <w:sz w:val="20"/>
+          <w:szCs w:val="20"/>
+        </w:rPr>
         <w:t xml:space="preserve"> </w:t>
       </w:r>
       <w:r>
@@ -3265,7 +3386,7 @@
           <w:sz w:val="20"/>
           <w:szCs w:val="20"/>
         </w:rPr>
-        <w:t xml:space="preserve"> Azure App-Services, Azure Service Bus, App Insights, AWS Elastic Beanstalks, </w:t>
+        <w:t xml:space="preserve"> Azure App-Services, Azure Service Bus, App Insights, </w:t>
       </w:r>
       <w:r>
         <w:rPr>
@@ -3307,7 +3428,23 @@
           <w:sz w:val="20"/>
           <w:szCs w:val="20"/>
         </w:rPr>
-        <w:t xml:space="preserve">HTML5, </w:t>
+        <w:t>HTML5,</w:t>
+      </w:r>
+      <w:r>
+        <w:rPr>
+          <w:rFonts w:ascii="Segoe UI Light" w:eastAsia="Arial Black" w:hAnsi="Segoe UI Light" w:cs="Segoe UI Light"/>
+          <w:sz w:val="20"/>
+          <w:szCs w:val="20"/>
+        </w:rPr>
+        <w:t xml:space="preserve"> EF Core,</w:t>
+      </w:r>
+      <w:r>
+        <w:rPr>
+          <w:rFonts w:ascii="Segoe UI Light" w:eastAsia="Arial Black" w:hAnsi="Segoe UI Light" w:cs="Segoe UI Light"/>
+          <w:sz w:val="20"/>
+          <w:szCs w:val="20"/>
+        </w:rPr>
+        <w:t xml:space="preserve"> </w:t>
       </w:r>
       <w:r>
         <w:rPr>
@@ -3339,7 +3476,7 @@
           <w:sz w:val="20"/>
           <w:szCs w:val="20"/>
         </w:rPr>
-        <w:t>S, SSRS, CSS, ASP, VBScript,</w:t>
+        <w:t>S, CSS, ASP, VBScript,</w:t>
       </w:r>
       <w:r>
         <w:rPr>
@@ -3355,6 +3492,22 @@
           <w:sz w:val="20"/>
           <w:szCs w:val="20"/>
         </w:rPr>
+        <w:t>Web Design,</w:t>
+      </w:r>
+      <w:r>
+        <w:rPr>
+          <w:rFonts w:ascii="Segoe UI Light" w:eastAsia="Arial Black" w:hAnsi="Segoe UI Light" w:cs="Segoe UI Light"/>
+          <w:sz w:val="20"/>
+          <w:szCs w:val="20"/>
+        </w:rPr>
+        <w:t xml:space="preserve"> </w:t>
+      </w:r>
+      <w:r>
+        <w:rPr>
+          <w:rFonts w:ascii="Segoe UI Light" w:eastAsia="Arial Black" w:hAnsi="Segoe UI Light" w:cs="Segoe UI Light"/>
+          <w:sz w:val="20"/>
+          <w:szCs w:val="20"/>
+        </w:rPr>
         <w:t xml:space="preserve">Web </w:t>
       </w:r>
       <w:r>
@@ -3363,15 +3516,15 @@
           <w:sz w:val="20"/>
           <w:szCs w:val="20"/>
         </w:rPr>
-        <w:t>A</w:t>
-      </w:r>
-      <w:r>
-        <w:rPr>
-          <w:rFonts w:ascii="Segoe UI Light" w:eastAsia="Arial Black" w:hAnsi="Segoe UI Light" w:cs="Segoe UI Light"/>
-          <w:sz w:val="20"/>
-          <w:szCs w:val="20"/>
-        </w:rPr>
-        <w:t>pp Design,</w:t>
+        <w:t>API, JSON,</w:t>
+      </w:r>
+      <w:r>
+        <w:rPr>
+          <w:rFonts w:ascii="Segoe UI Light" w:eastAsia="Arial Black" w:hAnsi="Segoe UI Light" w:cs="Segoe UI Light"/>
+          <w:sz w:val="20"/>
+          <w:szCs w:val="20"/>
+        </w:rPr>
+        <w:t xml:space="preserve"> XML,</w:t>
       </w:r>
       <w:r>
         <w:rPr>
@@ -3381,29 +3534,79 @@
         </w:rPr>
         <w:t xml:space="preserve"> </w:t>
       </w:r>
-      <w:r>
-        <w:rPr>
-          <w:rFonts w:ascii="Segoe UI Light" w:eastAsia="Arial Black" w:hAnsi="Segoe UI Light" w:cs="Segoe UI Light"/>
-          <w:sz w:val="20"/>
-          <w:szCs w:val="20"/>
-        </w:rPr>
-        <w:t xml:space="preserve">Web </w:t>
-      </w:r>
-      <w:r>
-        <w:rPr>
-          <w:rFonts w:ascii="Segoe UI Light" w:eastAsia="Arial Black" w:hAnsi="Segoe UI Light" w:cs="Segoe UI Light"/>
-          <w:sz w:val="20"/>
-          <w:szCs w:val="20"/>
-        </w:rPr>
-        <w:t>API, JSON,</w:t>
-      </w:r>
-      <w:r>
-        <w:rPr>
-          <w:rFonts w:ascii="Segoe UI Light" w:eastAsia="Arial Black" w:hAnsi="Segoe UI Light" w:cs="Segoe UI Light"/>
-          <w:sz w:val="20"/>
-          <w:szCs w:val="20"/>
-        </w:rPr>
-        <w:t xml:space="preserve"> XML,</w:t>
+      <w:proofErr w:type="spellStart"/>
+      <w:r>
+        <w:rPr>
+          <w:rFonts w:ascii="Segoe UI Light" w:eastAsia="Arial Black" w:hAnsi="Segoe UI Light" w:cs="Segoe UI Light"/>
+          <w:sz w:val="20"/>
+          <w:szCs w:val="20"/>
+        </w:rPr>
+        <w:t>Seralization</w:t>
+      </w:r>
+      <w:proofErr w:type="spellEnd"/>
+      <w:r>
+        <w:rPr>
+          <w:rFonts w:ascii="Segoe UI Light" w:eastAsia="Arial Black" w:hAnsi="Segoe UI Light" w:cs="Segoe UI Light"/>
+          <w:sz w:val="20"/>
+          <w:szCs w:val="20"/>
+        </w:rPr>
+        <w:t>, Tray Apps, W</w:t>
+      </w:r>
+      <w:r>
+        <w:rPr>
+          <w:rFonts w:ascii="Segoe UI Light" w:eastAsia="Arial Black" w:hAnsi="Segoe UI Light" w:cs="Segoe UI Light"/>
+          <w:sz w:val="20"/>
+          <w:szCs w:val="20"/>
+        </w:rPr>
+        <w:t>indows Installation, IIS MNGT/Configuration, Exchange Web Services,</w:t>
+      </w:r>
+      <w:r>
+        <w:rPr>
+          <w:rFonts w:ascii="Segoe UI Light" w:eastAsia="Arial Black" w:hAnsi="Segoe UI Light" w:cs="Segoe UI Light"/>
+          <w:sz w:val="20"/>
+          <w:szCs w:val="20"/>
+        </w:rPr>
+        <w:t xml:space="preserve"> Voice, SMS, </w:t>
+      </w:r>
+      <w:r>
+        <w:rPr>
+          <w:rFonts w:ascii="Segoe UI Light" w:eastAsia="Arial Black" w:hAnsi="Segoe UI Light" w:cs="Segoe UI Light"/>
+          <w:sz w:val="20"/>
+          <w:szCs w:val="20"/>
+        </w:rPr>
+        <w:t xml:space="preserve"> Appointments, Email,</w:t>
+      </w:r>
+      <w:r>
+        <w:rPr>
+          <w:rFonts w:ascii="Segoe UI Light" w:eastAsia="Arial Black" w:hAnsi="Segoe UI Light" w:cs="Segoe UI Light"/>
+          <w:sz w:val="20"/>
+          <w:szCs w:val="20"/>
+        </w:rPr>
+        <w:t xml:space="preserve"> MAPI,</w:t>
+      </w:r>
+      <w:r>
+        <w:rPr>
+          <w:rFonts w:ascii="Segoe UI Light" w:eastAsia="Arial Black" w:hAnsi="Segoe UI Light" w:cs="Segoe UI Light"/>
+          <w:sz w:val="20"/>
+          <w:szCs w:val="20"/>
+        </w:rPr>
+        <w:t xml:space="preserve"> PST folders, SMTP, MIME, SFTP, Excel</w:t>
+      </w:r>
+      <w:r>
+        <w:rPr>
+          <w:rFonts w:ascii="Segoe UI Light" w:eastAsia="Arial Black" w:hAnsi="Segoe UI Light" w:cs="Segoe UI Light"/>
+          <w:sz w:val="20"/>
+          <w:szCs w:val="20"/>
+        </w:rPr>
+        <w:t xml:space="preserve">, Word, Visio, </w:t>
+      </w:r>
+      <w:r>
+        <w:rPr>
+          <w:rFonts w:ascii="Segoe UI Light" w:eastAsia="Arial Black" w:hAnsi="Segoe UI Light" w:cs="Segoe UI Light"/>
+          <w:sz w:val="20"/>
+          <w:szCs w:val="20"/>
+        </w:rPr>
+        <w:t>Borland Delphi 7, COM,</w:t>
       </w:r>
       <w:r>
         <w:rPr>
@@ -3413,6 +3616,38 @@
         </w:rPr>
         <w:t xml:space="preserve"> </w:t>
       </w:r>
+      <w:r>
+        <w:rPr>
+          <w:rFonts w:ascii="Segoe UI Light" w:eastAsia="Arial Black" w:hAnsi="Segoe UI Light" w:cs="Segoe UI Light"/>
+          <w:sz w:val="20"/>
+          <w:szCs w:val="20"/>
+        </w:rPr>
+        <w:t>Crystal Reports, Rave Reports, Quick Reports, Cryptography,</w:t>
+      </w:r>
+      <w:r>
+        <w:rPr>
+          <w:rFonts w:ascii="Segoe UI Light" w:eastAsia="Arial Black" w:hAnsi="Segoe UI Light" w:cs="Segoe UI Light"/>
+          <w:sz w:val="20"/>
+          <w:szCs w:val="20"/>
+        </w:rPr>
+        <w:t xml:space="preserve"> SHA, AES, RSA, HMAC</w:t>
+      </w:r>
+      <w:r>
+        <w:rPr>
+          <w:rFonts w:ascii="Segoe UI Light" w:eastAsia="Arial Black" w:hAnsi="Segoe UI Light" w:cs="Segoe UI Light"/>
+          <w:sz w:val="20"/>
+          <w:szCs w:val="20"/>
+        </w:rPr>
+        <w:t>,</w:t>
+      </w:r>
+      <w:r>
+        <w:rPr>
+          <w:rFonts w:ascii="Segoe UI Light" w:eastAsia="Arial Black" w:hAnsi="Segoe UI Light" w:cs="Segoe UI Light"/>
+          <w:sz w:val="20"/>
+          <w:szCs w:val="20"/>
+        </w:rPr>
+        <w:t xml:space="preserve"> </w:t>
+      </w:r>
       <w:proofErr w:type="spellStart"/>
       <w:r>
         <w:rPr>
@@ -3420,7 +3655,7 @@
           <w:sz w:val="20"/>
           <w:szCs w:val="20"/>
         </w:rPr>
-        <w:t>Seralization</w:t>
+        <w:t>Git</w:t>
       </w:r>
       <w:proofErr w:type="spellEnd"/>
       <w:r>
@@ -3429,103 +3664,7 @@
           <w:sz w:val="20"/>
           <w:szCs w:val="20"/>
         </w:rPr>
-        <w:t>, Tray Apps, W</w:t>
-      </w:r>
-      <w:r>
-        <w:rPr>
-          <w:rFonts w:ascii="Segoe UI Light" w:eastAsia="Arial Black" w:hAnsi="Segoe UI Light" w:cs="Segoe UI Light"/>
-          <w:sz w:val="20"/>
-          <w:szCs w:val="20"/>
-        </w:rPr>
-        <w:t>indows Installation, IIS MNGT/Configuration, Exchange Web Services,</w:t>
-      </w:r>
-      <w:r>
-        <w:rPr>
-          <w:rFonts w:ascii="Segoe UI Light" w:eastAsia="Arial Black" w:hAnsi="Segoe UI Light" w:cs="Segoe UI Light"/>
-          <w:sz w:val="20"/>
-          <w:szCs w:val="20"/>
-        </w:rPr>
-        <w:t xml:space="preserve"> Voice, SMS, </w:t>
-      </w:r>
-      <w:r>
-        <w:rPr>
-          <w:rFonts w:ascii="Segoe UI Light" w:eastAsia="Arial Black" w:hAnsi="Segoe UI Light" w:cs="Segoe UI Light"/>
-          <w:sz w:val="20"/>
-          <w:szCs w:val="20"/>
-        </w:rPr>
-        <w:t xml:space="preserve"> Appointments, Email,</w:t>
-      </w:r>
-      <w:r>
-        <w:rPr>
-          <w:rFonts w:ascii="Segoe UI Light" w:eastAsia="Arial Black" w:hAnsi="Segoe UI Light" w:cs="Segoe UI Light"/>
-          <w:sz w:val="20"/>
-          <w:szCs w:val="20"/>
-        </w:rPr>
-        <w:t xml:space="preserve"> MAPI,</w:t>
-      </w:r>
-      <w:r>
-        <w:rPr>
-          <w:rFonts w:ascii="Segoe UI Light" w:eastAsia="Arial Black" w:hAnsi="Segoe UI Light" w:cs="Segoe UI Light"/>
-          <w:sz w:val="20"/>
-          <w:szCs w:val="20"/>
-        </w:rPr>
-        <w:t xml:space="preserve"> PST folders, SMTP, MIME, SFTP, Excel</w:t>
-      </w:r>
-      <w:r>
-        <w:rPr>
-          <w:rFonts w:ascii="Segoe UI Light" w:eastAsia="Arial Black" w:hAnsi="Segoe UI Light" w:cs="Segoe UI Light"/>
-          <w:sz w:val="20"/>
-          <w:szCs w:val="20"/>
-        </w:rPr>
-        <w:t xml:space="preserve">, Word, Visio, </w:t>
-      </w:r>
-      <w:r>
-        <w:rPr>
-          <w:rFonts w:ascii="Segoe UI Light" w:eastAsia="Arial Black" w:hAnsi="Segoe UI Light" w:cs="Segoe UI Light"/>
-          <w:sz w:val="20"/>
-          <w:szCs w:val="20"/>
-        </w:rPr>
-        <w:t>Borland Delphi 7, COM,</w:t>
-      </w:r>
-      <w:r>
-        <w:rPr>
-          <w:rFonts w:ascii="Segoe UI Light" w:eastAsia="Arial Black" w:hAnsi="Segoe UI Light" w:cs="Segoe UI Light"/>
-          <w:sz w:val="20"/>
-          <w:szCs w:val="20"/>
-        </w:rPr>
-        <w:t xml:space="preserve"> </w:t>
-      </w:r>
-      <w:r>
-        <w:rPr>
-          <w:rFonts w:ascii="Segoe UI Light" w:eastAsia="Arial Black" w:hAnsi="Segoe UI Light" w:cs="Segoe UI Light"/>
-          <w:sz w:val="20"/>
-          <w:szCs w:val="20"/>
-        </w:rPr>
-        <w:t>Crystal Reports, Rave Reports, Quick Reports, Cryptography,</w:t>
-      </w:r>
-      <w:r>
-        <w:rPr>
-          <w:rFonts w:ascii="Segoe UI Light" w:eastAsia="Arial Black" w:hAnsi="Segoe UI Light" w:cs="Segoe UI Light"/>
-          <w:sz w:val="20"/>
-          <w:szCs w:val="20"/>
-        </w:rPr>
-        <w:t xml:space="preserve"> SHA, AES, RSA, HMAC</w:t>
-      </w:r>
-      <w:r>
-        <w:rPr>
-          <w:rFonts w:ascii="Segoe UI Light" w:eastAsia="Arial Black" w:hAnsi="Segoe UI Light" w:cs="Segoe UI Light"/>
-          <w:sz w:val="20"/>
-          <w:szCs w:val="20"/>
-        </w:rPr>
-        <w:t>,</w:t>
-      </w:r>
-      <w:r>
-        <w:rPr>
-          <w:rFonts w:ascii="Segoe UI Light" w:eastAsia="Arial Black" w:hAnsi="Segoe UI Light" w:cs="Segoe UI Light"/>
-          <w:sz w:val="20"/>
-          <w:szCs w:val="20"/>
-        </w:rPr>
-        <w:t xml:space="preserve"> </w:t>
+        <w:t xml:space="preserve">, </w:t>
       </w:r>
       <w:proofErr w:type="spellStart"/>
       <w:r>
@@ -3534,7 +3673,7 @@
           <w:sz w:val="20"/>
           <w:szCs w:val="20"/>
         </w:rPr>
-        <w:t>Git</w:t>
+        <w:t>Github</w:t>
       </w:r>
       <w:proofErr w:type="spellEnd"/>
       <w:r>
@@ -3552,7 +3691,7 @@
           <w:sz w:val="20"/>
           <w:szCs w:val="20"/>
         </w:rPr>
-        <w:t>Github</w:t>
+        <w:t>BitBucket</w:t>
       </w:r>
       <w:proofErr w:type="spellEnd"/>
       <w:r>
@@ -3561,18 +3700,8 @@
           <w:sz w:val="20"/>
           <w:szCs w:val="20"/>
         </w:rPr>
-        <w:t xml:space="preserve">, </w:t>
-      </w:r>
-      <w:proofErr w:type="spellStart"/>
-      <w:r>
-        <w:rPr>
-          <w:rFonts w:ascii="Segoe UI Light" w:eastAsia="Arial Black" w:hAnsi="Segoe UI Light" w:cs="Segoe UI Light"/>
-          <w:sz w:val="20"/>
-          <w:szCs w:val="20"/>
-        </w:rPr>
-        <w:t>BitBucket</w:t>
-      </w:r>
-      <w:proofErr w:type="spellEnd"/>
+        <w:t>, Azure Dev Ops</w:t>
+      </w:r>
       <w:r>
         <w:rPr>
           <w:rFonts w:ascii="Segoe UI Light" w:eastAsia="Arial Black" w:hAnsi="Segoe UI Light" w:cs="Segoe UI Light"/>
@@ -3632,6 +3761,126 @@
           <w:sz w:val="20"/>
           <w:szCs w:val="20"/>
         </w:rPr>
+        <w:t>DaemonsMCP</w:t>
+      </w:r>
+      <w:proofErr w:type="spellEnd"/>
+      <w:r>
+        <w:rPr>
+          <w:rFonts w:ascii="Segoe UI Light" w:eastAsia="Arial Black" w:hAnsi="Segoe UI Light" w:cs="Segoe UI Light"/>
+          <w:sz w:val="20"/>
+          <w:szCs w:val="20"/>
+        </w:rPr>
+        <w:t xml:space="preserve">: LLM Tools for files, items, models </w:t>
+      </w:r>
+      <w:hyperlink r:id="rId8" w:history="1">
+        <w:r>
+          <w:rPr>
+            <w:rStyle w:val="Hyperlink"/>
+            <w:rFonts w:ascii="Segoe UI Light" w:eastAsia="Arial Black" w:hAnsi="Segoe UI Light" w:cs="Segoe UI Light"/>
+            <w:sz w:val="20"/>
+            <w:szCs w:val="20"/>
+          </w:rPr>
+          <w:t>https://github.com/mmeents/DaemonsMCP</w:t>
+        </w:r>
+      </w:hyperlink>
+      <w:r>
+        <w:rPr>
+          <w:rFonts w:ascii="Segoe UI Light" w:eastAsia="Arial Black" w:hAnsi="Segoe UI Light" w:cs="Segoe UI Light"/>
+          <w:sz w:val="20"/>
+          <w:szCs w:val="20"/>
+        </w:rPr>
+        <w:t xml:space="preserve">  </w:t>
+      </w:r>
+    </w:p>
+    <w:p>
+      <w:pPr>
+        <w:keepNext/>
+        <w:spacing w:after="0" w:line="240" w:lineRule="auto"/>
+        <w:rPr>
+          <w:rFonts w:ascii="Segoe UI Light" w:eastAsia="Arial Black" w:hAnsi="Segoe UI Light" w:cs="Segoe UI Light"/>
+          <w:sz w:val="20"/>
+          <w:szCs w:val="20"/>
+        </w:rPr>
+      </w:pPr>
+      <w:proofErr w:type="spellStart"/>
+      <w:r>
+        <w:rPr>
+          <w:rFonts w:ascii="Segoe UI Light" w:eastAsia="Arial Black" w:hAnsi="Segoe UI Light" w:cs="Segoe UI Light"/>
+          <w:sz w:val="20"/>
+          <w:szCs w:val="20"/>
+        </w:rPr>
+        <w:t>Algos</w:t>
+      </w:r>
+      <w:proofErr w:type="spellEnd"/>
+      <w:r>
+        <w:rPr>
+          <w:rFonts w:ascii="Segoe UI Light" w:eastAsia="Arial Black" w:hAnsi="Segoe UI Light" w:cs="Segoe UI Light"/>
+          <w:sz w:val="20"/>
+          <w:szCs w:val="20"/>
+        </w:rPr>
+        <w:t>:</w:t>
+      </w:r>
+      <w:r>
+        <w:rPr>
+          <w:rFonts w:ascii="Segoe UI Light" w:eastAsia="Arial Black" w:hAnsi="Segoe UI Light" w:cs="Segoe UI Light"/>
+          <w:sz w:val="20"/>
+          <w:szCs w:val="20"/>
+        </w:rPr>
+        <w:t xml:space="preserve"> WYSIWYG local</w:t>
+      </w:r>
+      <w:r>
+        <w:rPr>
+          <w:rFonts w:ascii="Segoe UI Light" w:eastAsia="Arial Black" w:hAnsi="Segoe UI Light" w:cs="Segoe UI Light"/>
+          <w:sz w:val="20"/>
+          <w:szCs w:val="20"/>
+        </w:rPr>
+        <w:t xml:space="preserve"> </w:t>
+      </w:r>
+      <w:r>
+        <w:rPr>
+          <w:rFonts w:ascii="Segoe UI Light" w:eastAsia="Arial Black" w:hAnsi="Segoe UI Light" w:cs="Segoe UI Light"/>
+          <w:sz w:val="20"/>
+          <w:szCs w:val="20"/>
+        </w:rPr>
+        <w:t xml:space="preserve">Mermaid.js script editor </w:t>
+      </w:r>
+      <w:hyperlink r:id="rId9" w:history="1">
+        <w:r>
+          <w:rPr>
+            <w:rStyle w:val="Hyperlink"/>
+            <w:rFonts w:ascii="Segoe UI Light" w:eastAsia="Arial Black" w:hAnsi="Segoe UI Light" w:cs="Segoe UI Light"/>
+            <w:sz w:val="20"/>
+            <w:szCs w:val="20"/>
+          </w:rPr>
+          <w:t>https://github.com/mmeents/Algos</w:t>
+        </w:r>
+      </w:hyperlink>
+      <w:r>
+        <w:rPr>
+          <w:rFonts w:ascii="Segoe UI Light" w:eastAsia="Arial Black" w:hAnsi="Segoe UI Light" w:cs="Segoe UI Light"/>
+          <w:sz w:val="20"/>
+          <w:szCs w:val="20"/>
+        </w:rPr>
+        <w:t xml:space="preserve"> </w:t>
+      </w:r>
+    </w:p>
+    <w:p>
+      <w:pPr>
+        <w:keepNext/>
+        <w:spacing w:after="0" w:line="240" w:lineRule="auto"/>
+        <w:rPr>
+          <w:rFonts w:ascii="Segoe UI Light" w:eastAsia="Arial Black" w:hAnsi="Segoe UI Light" w:cs="Segoe UI Light"/>
+          <w:sz w:val="20"/>
+          <w:szCs w:val="20"/>
+        </w:rPr>
+      </w:pPr>
+      <w:proofErr w:type="spellStart"/>
+      <w:r>
+        <w:rPr>
+          <w:rFonts w:ascii="Segoe UI Light" w:eastAsia="Arial Black" w:hAnsi="Segoe UI Light" w:cs="Segoe UI Light"/>
+          <w:sz w:val="20"/>
+          <w:szCs w:val="20"/>
+        </w:rPr>
         <w:t>AppSmith</w:t>
       </w:r>
       <w:proofErr w:type="spellEnd"/>
@@ -3659,7 +3908,7 @@
         </w:rPr>
         <w:t xml:space="preserve"> </w:t>
       </w:r>
-      <w:hyperlink r:id="rId8" w:history="1">
+      <w:hyperlink r:id="rId10" w:history="1">
         <w:r>
           <w:rPr>
             <w:rStyle w:val="Hyperlink"/>
@@ -3739,7 +3988,7 @@
         </w:rPr>
         <w:t xml:space="preserve"> </w:t>
       </w:r>
-      <w:hyperlink r:id="rId9" w:history="1">
+      <w:hyperlink r:id="rId11" w:history="1">
         <w:r>
           <w:rPr>
             <w:rStyle w:val="Hyperlink"/>
@@ -3815,7 +4064,7 @@
         </w:rPr>
         <w:t xml:space="preserve"> </w:t>
       </w:r>
-      <w:hyperlink r:id="rId10" w:history="1">
+      <w:hyperlink r:id="rId12" w:history="1">
         <w:r>
           <w:rPr>
             <w:rStyle w:val="Hyperlink"/>
@@ -3861,7 +4110,7 @@
         </w:rPr>
         <w:t xml:space="preserve"> </w:t>
       </w:r>
-      <w:hyperlink r:id="rId11" w:history="1">
+      <w:hyperlink r:id="rId13" w:history="1">
         <w:r>
           <w:rPr>
             <w:rStyle w:val="Hyperlink"/>
@@ -4005,7 +4254,7 @@
             <wp:extent cx="210168" cy="205598"/>
             <wp:effectExtent l="0" t="0" r="0" b="4445"/>
             <wp:docPr id="1" name="Picture 1">
-              <a:hlinkClick xmlns:a="http://schemas.openxmlformats.org/drawingml/2006/main" r:id="rId12"/>
+              <a:hlinkClick xmlns:a="http://schemas.openxmlformats.org/drawingml/2006/main" r:id="rId14"/>
             </wp:docPr>
             <wp:cNvGraphicFramePr>
               <a:graphicFrameLocks xmlns:a="http://schemas.openxmlformats.org/drawingml/2006/main" noChangeAspect="1"/>
@@ -4018,7 +4267,7 @@
                     <pic:cNvPicPr/>
                   </pic:nvPicPr>
                   <pic:blipFill>
-                    <a:blip r:embed="rId13" cstate="print">
+                    <a:blip r:embed="rId15" cstate="print">
                       <a:extLst>
                         <a:ext uri="{28A0092B-C50C-407E-A947-70E740481C1C}">
                           <a14:useLocalDpi xmlns:a14="http://schemas.microsoft.com/office/drawing/2010/main" val="0"/>
@@ -4064,7 +4313,7 @@
             <wp:extent cx="238836" cy="238836"/>
             <wp:effectExtent l="0" t="0" r="8890" b="8890"/>
             <wp:docPr id="2" name="Picture 2">
-              <a:hlinkClick xmlns:a="http://schemas.openxmlformats.org/drawingml/2006/main" r:id="rId14"/>
+              <a:hlinkClick xmlns:a="http://schemas.openxmlformats.org/drawingml/2006/main" r:id="rId16"/>
             </wp:docPr>
             <wp:cNvGraphicFramePr>
               <a:graphicFrameLocks xmlns:a="http://schemas.openxmlformats.org/drawingml/2006/main" noChangeAspect="1"/>
@@ -4077,7 +4326,7 @@
                     <pic:cNvPicPr/>
                   </pic:nvPicPr>
                   <pic:blipFill>
-                    <a:blip r:embed="rId15" cstate="print">
+                    <a:blip r:embed="rId17" cstate="print">
                       <a:extLst>
                         <a:ext uri="{28A0092B-C50C-407E-A947-70E740481C1C}">
                           <a14:useLocalDpi xmlns:a14="http://schemas.microsoft.com/office/drawing/2010/main" val="0"/>
@@ -4123,7 +4372,7 @@
             <wp:extent cx="232012" cy="232012"/>
             <wp:effectExtent l="0" t="0" r="0" b="0"/>
             <wp:docPr id="3" name="Picture 3">
-              <a:hlinkClick xmlns:a="http://schemas.openxmlformats.org/drawingml/2006/main" r:id="rId16"/>
+              <a:hlinkClick xmlns:a="http://schemas.openxmlformats.org/drawingml/2006/main" r:id="rId18"/>
             </wp:docPr>
             <wp:cNvGraphicFramePr>
               <a:graphicFrameLocks xmlns:a="http://schemas.openxmlformats.org/drawingml/2006/main" noChangeAspect="1"/>
@@ -4136,7 +4385,7 @@
                     <pic:cNvPicPr/>
                   </pic:nvPicPr>
                   <pic:blipFill>
-                    <a:blip r:embed="rId17" cstate="print">
+                    <a:blip r:embed="rId19" cstate="print">
                       <a:extLst>
                         <a:ext uri="{28A0092B-C50C-407E-A947-70E740481C1C}">
                           <a14:useLocalDpi xmlns:a14="http://schemas.microsoft.com/office/drawing/2010/main" val="0"/>
@@ -4164,7 +4413,7 @@
       </w:r>
     </w:p>
     <w:sectPr>
-      <w:headerReference w:type="default" r:id="rId18"/>
+      <w:headerReference w:type="default" r:id="rId20"/>
       <w:pgSz w:w="12240" w:h="15840"/>
       <w:pgMar w:top="0" w:right="990" w:bottom="630" w:left="900" w:header="720" w:footer="720" w:gutter="0"/>
       <w:cols w:space="720"/>
@@ -8900,7 +9149,7 @@
 </file>
 
 <file path=customXml/itemProps1.xml><?xml version="1.0" encoding="utf-8"?>
-<ds:datastoreItem xmlns:ds="http://schemas.openxmlformats.org/officeDocument/2006/customXml" ds:itemID="{D92F81F3-0ABC-4525-AF4F-4E493D6B7BC5}">
+<ds:datastoreItem xmlns:ds="http://schemas.openxmlformats.org/officeDocument/2006/customXml" ds:itemID="{8A2D7E13-9929-48AF-A217-07FF2F874E4A}">
   <ds:schemaRefs>
     <ds:schemaRef ds:uri="http://schemas.openxmlformats.org/officeDocument/2006/bibliography"/>
   </ds:schemaRefs>

--- a/MatthewMeents.docx
+++ b/MatthewMeents.docx
@@ -73,27 +73,7 @@
           <w:sz w:val="22"/>
           <w:szCs w:val="22"/>
         </w:rPr>
-        <w:t xml:space="preserve">  •  github.com/mmeents  •  linkedin.com/in/m</w:t>
-      </w:r>
-      <w:r>
-        <w:rPr>
-          <w:rFonts w:ascii="Arial" w:eastAsia="Arial" w:hAnsi="Arial" w:cs="Arial"/>
-          <w:color w:val="2E5BFF"/>
-          <w:sz w:val="22"/>
-          <w:szCs w:val="22"/>
-        </w:rPr>
-        <w:t>m</w:t>
-      </w:r>
-      <w:bookmarkStart w:id="0" w:name="_GoBack"/>
-      <w:bookmarkEnd w:id="0"/>
-      <w:r>
-        <w:rPr>
-          <w:rFonts w:ascii="Arial" w:eastAsia="Arial" w:hAnsi="Arial" w:cs="Arial"/>
-          <w:color w:val="2E5BFF"/>
-          <w:sz w:val="22"/>
-          <w:szCs w:val="22"/>
-        </w:rPr>
-        <w:t>eents</w:t>
+        <w:t xml:space="preserve">  •  github.com/mmeents  •  linkedin.com/in/mmeents</w:t>
       </w:r>
     </w:p>
     <w:p>
@@ -132,21 +112,7 @@
           <w:rFonts w:ascii="Arial" w:eastAsia="Arial" w:hAnsi="Arial" w:cs="Arial"/>
           <w:color w:val="1A1A2E"/>
         </w:rPr>
-        <w:t>Senior Software Engineer with 15+ years of experience building cloud-native CRM, lead generation, and data pipeline systems in C# / .NET and Azure. Proven team lead with a track record of delivering distributed, high-throughput systems at scale — from real</w:t>
-      </w:r>
-      <w:r>
-        <w:rPr>
-          <w:rFonts w:ascii="Arial" w:eastAsia="Arial" w:hAnsi="Arial" w:cs="Arial"/>
-          <w:color w:val="1A1A2E"/>
-        </w:rPr>
-        <w:t>-time customer communication platforms to ETL data workflows. Experienced across the full stack with a strong bias for clean architecture, measurable outcomes, and staying ahead of the technology curve, including hands-on work with AI/LLM tooling and MCP-b</w:t>
-      </w:r>
-      <w:r>
-        <w:rPr>
-          <w:rFonts w:ascii="Arial" w:eastAsia="Arial" w:hAnsi="Arial" w:cs="Arial"/>
-          <w:color w:val="1A1A2E"/>
-        </w:rPr>
-        <w:t>ased agentic systems.</w:t>
+        <w:t>Senior Software Engineer with 15+ years of experience building cloud-native CRM, lead generation, and data pipeline systems in C# / .NET and Azure. Proven team lead with a track record of delivering distributed, high-throughput systems at scale — from real-time customer communication platforms to ETL data workflows. Experienced across the full stack with a strong bias for clean architecture, measurable outcomes, and staying ahead of the technology curve, including hands-on work with AI/LLM tooling and MCP-based agentic systems.</w:t>
       </w:r>
     </w:p>
     <w:p>
@@ -262,14 +228,7 @@
           <w:rFonts w:ascii="Arial" w:eastAsia="Arial" w:hAnsi="Arial" w:cs="Arial"/>
           <w:color w:val="1A1A2E"/>
         </w:rPr>
-        <w:t>Led a team of 4 developers across time zones, orchestrating sprint planning, co</w:t>
-      </w:r>
-      <w:r>
-        <w:rPr>
-          <w:rFonts w:ascii="Arial" w:eastAsia="Arial" w:hAnsi="Arial" w:cs="Arial"/>
-          <w:color w:val="1A1A2E"/>
-        </w:rPr>
-        <w:t>de reviews, and cross-team delivery.</w:t>
+        <w:t>Led a team of 4 developers across time zones, orchestrating sprint planning, code reviews, and cross-team delivery.</w:t>
       </w:r>
     </w:p>
     <w:p>
@@ -369,14 +328,7 @@
           <w:rFonts w:ascii="Arial" w:eastAsia="Arial" w:hAnsi="Arial" w:cs="Arial"/>
           <w:color w:val="1A1A2E"/>
         </w:rPr>
-        <w:t>Collaborated with Marketing to continuously optimize the lead generation system, directly supporting busin</w:t>
-      </w:r>
-      <w:r>
-        <w:rPr>
-          <w:rFonts w:ascii="Arial" w:eastAsia="Arial" w:hAnsi="Arial" w:cs="Arial"/>
-          <w:color w:val="1A1A2E"/>
-        </w:rPr>
-        <w:t>ess growth objectives.</w:t>
+        <w:t>Collaborated with Marketing to continuously optimize the lead generation system, directly supporting business growth objectives.</w:t>
       </w:r>
     </w:p>
     <w:p>
@@ -393,14 +345,7 @@
           <w:rFonts w:ascii="Arial" w:eastAsia="Arial" w:hAnsi="Arial" w:cs="Arial"/>
           <w:color w:val="1A1A2E"/>
         </w:rPr>
-        <w:t>Rotated as cross-team contributor during a company-wide platform modernization initiative — embedded with the Frontend team delivering Angular and EF Core feature work across weekly sprints, then transitioned to Data Engineering appl</w:t>
-      </w:r>
-      <w:r>
-        <w:rPr>
-          <w:rFonts w:ascii="Arial" w:eastAsia="Arial" w:hAnsi="Arial" w:cs="Arial"/>
-          <w:color w:val="1A1A2E"/>
-        </w:rPr>
-        <w:t xml:space="preserve">ying Python and </w:t>
+        <w:t xml:space="preserve">Rotated as cross-team contributor during a company-wide platform modernization initiative — embedded with the Frontend team delivering Angular and EF Core feature work across weekly sprints, then transitioned to Data Engineering applying Python and </w:t>
       </w:r>
       <w:proofErr w:type="spellStart"/>
       <w:r>
@@ -589,18 +534,7 @@
           <w:sz w:val="22"/>
           <w:szCs w:val="22"/>
         </w:rPr>
-        <w:t>Zenalyt</w:t>
-      </w:r>
-      <w:r>
-        <w:rPr>
-          <w:rFonts w:ascii="Arial" w:eastAsia="Arial" w:hAnsi="Arial" w:cs="Arial"/>
-          <w:b/>
-          <w:bCs/>
-          <w:color w:val="1A1A2E"/>
-          <w:sz w:val="22"/>
-          <w:szCs w:val="22"/>
-        </w:rPr>
-        <w:t>ics, LLC.</w:t>
+        <w:t>Zenalytics, LLC.</w:t>
       </w:r>
       <w:r>
         <w:rPr>
@@ -708,18 +642,7 @@
           <w:sz w:val="22"/>
           <w:szCs w:val="22"/>
         </w:rPr>
-        <w:t>Blue Sky MLS,</w:t>
-      </w:r>
-      <w:r>
-        <w:rPr>
-          <w:rFonts w:ascii="Arial" w:eastAsia="Arial" w:hAnsi="Arial" w:cs="Arial"/>
-          <w:b/>
-          <w:bCs/>
-          <w:color w:val="1A1A2E"/>
-          <w:sz w:val="22"/>
-          <w:szCs w:val="22"/>
-        </w:rPr>
-        <w:t xml:space="preserve"> LLC.</w:t>
+        <w:t>Blue Sky MLS, LLC.</w:t>
       </w:r>
       <w:r>
         <w:rPr>
@@ -875,14 +798,7 @@
           <w:rFonts w:ascii="Arial" w:eastAsia="Arial" w:hAnsi="Arial" w:cs="Arial"/>
           <w:color w:val="1A1A2E"/>
         </w:rPr>
-        <w:t>Implemented electronic filing system integrat</w:t>
-      </w:r>
-      <w:r>
-        <w:rPr>
-          <w:rFonts w:ascii="Arial" w:eastAsia="Arial" w:hAnsi="Arial" w:cs="Arial"/>
-          <w:color w:val="1A1A2E"/>
-        </w:rPr>
-        <w:t>ing with Blue Express API for state-level regulatory registrations.</w:t>
+        <w:t>Implemented electronic filing system integrating with Blue Express API for state-level regulatory registrations.</w:t>
       </w:r>
     </w:p>
     <w:p>
@@ -904,6 +820,13 @@
     </w:p>
     <w:p>
       <w:pPr>
+        <w:pStyle w:val="ListParagraph"/>
+        <w:spacing w:after="40"/>
+        <w:ind w:left="480"/>
+      </w:pPr>
+    </w:p>
+    <w:p>
+      <w:pPr>
         <w:tabs>
           <w:tab w:val="right" w:pos="9026"/>
         </w:tabs>
@@ -918,6 +841,7 @@
           <w:sz w:val="22"/>
           <w:szCs w:val="22"/>
         </w:rPr>
+        <w:lastRenderedPageBreak/>
         <w:t xml:space="preserve">ALM </w:t>
       </w:r>
       <w:proofErr w:type="gramStart"/>
@@ -983,6 +907,7 @@
       <w:pPr>
         <w:spacing w:after="60"/>
       </w:pPr>
+      <w:bookmarkStart w:id="0" w:name="_GoBack"/>
       <w:r>
         <w:rPr>
           <w:rFonts w:ascii="Arial" w:eastAsia="Arial" w:hAnsi="Arial" w:cs="Arial"/>
@@ -992,10 +917,10 @@
           <w:sz w:val="19"/>
           <w:szCs w:val="19"/>
         </w:rPr>
-        <w:lastRenderedPageBreak/>
         <w:t>Full-stack development across legal case management (C#, MS SQL) and HR platform products (Delphi, VBScript, MS SQL).</w:t>
       </w:r>
     </w:p>
+    <w:bookmarkEnd w:id="0"/>
     <w:p>
       <w:pPr>
         <w:pBdr>
@@ -1153,14 +1078,7 @@
           <w:rFonts w:ascii="Arial" w:eastAsia="Arial" w:hAnsi="Arial" w:cs="Arial"/>
           <w:color w:val="1A1A2E"/>
         </w:rPr>
-        <w:t>REST / Web API,</w:t>
-      </w:r>
-      <w:r>
-        <w:rPr>
-          <w:rFonts w:ascii="Arial" w:eastAsia="Arial" w:hAnsi="Arial" w:cs="Arial"/>
-          <w:color w:val="1A1A2E"/>
-        </w:rPr>
-        <w:t xml:space="preserve"> JSON, XML, </w:t>
+        <w:t xml:space="preserve">REST / Web API, JSON, XML, </w:t>
       </w:r>
       <w:proofErr w:type="spellStart"/>
       <w:r>
@@ -1289,16 +1207,7 @@
           <w:bCs/>
           <w:color w:val="1A1A2E"/>
         </w:rPr>
-        <w:t>D</w:t>
-      </w:r>
-      <w:r>
-        <w:rPr>
-          <w:rFonts w:ascii="Arial" w:eastAsia="Arial" w:hAnsi="Arial" w:cs="Arial"/>
-          <w:b/>
-          <w:bCs/>
-          <w:color w:val="1A1A2E"/>
-        </w:rPr>
-        <w:t>aemonsMCP</w:t>
+        <w:t>DaemonsMCP</w:t>
       </w:r>
       <w:proofErr w:type="spellEnd"/>
       <w:r>
@@ -1350,14 +1259,7 @@
           <w:rFonts w:ascii="Arial" w:eastAsia="Arial" w:hAnsi="Arial" w:cs="Arial"/>
           <w:color w:val="1A1A2E"/>
         </w:rPr>
-        <w:t xml:space="preserve"> — WYSIWYG local Mermaid.js script editor for interactive diagram authoring</w:t>
-      </w:r>
-      <w:r>
-        <w:rPr>
-          <w:rFonts w:ascii="Arial" w:eastAsia="Arial" w:hAnsi="Arial" w:cs="Arial"/>
-          <w:color w:val="1A1A2E"/>
-        </w:rPr>
-        <w:t xml:space="preserve">.  </w:t>
+        <w:t xml:space="preserve"> — WYSIWYG local Mermaid.js script editor for interactive diagram authoring.  </w:t>
       </w:r>
       <w:r>
         <w:rPr>
@@ -1505,14 +1407,7 @@
           <w:rFonts w:ascii="Arial" w:eastAsia="Arial" w:hAnsi="Arial" w:cs="Arial"/>
           <w:color w:val="1A1A2E"/>
         </w:rPr>
-        <w:t xml:space="preserve"> library</w:t>
-      </w:r>
-      <w:r>
-        <w:rPr>
-          <w:rFonts w:ascii="Arial" w:eastAsia="Arial" w:hAnsi="Arial" w:cs="Arial"/>
-          <w:color w:val="1A1A2E"/>
-        </w:rPr>
-        <w:t xml:space="preserve"> implementing generic tables using </w:t>
+        <w:t xml:space="preserve"> library implementing generic tables using </w:t>
       </w:r>
       <w:proofErr w:type="spellStart"/>
       <w:r>

--- a/MatthewMeents.docx
+++ b/MatthewMeents.docx
@@ -827,6 +827,13 @@
     </w:p>
     <w:p>
       <w:pPr>
+        <w:pStyle w:val="ListParagraph"/>
+        <w:spacing w:after="40"/>
+        <w:ind w:left="480"/>
+      </w:pPr>
+    </w:p>
+    <w:p>
+      <w:pPr>
         <w:tabs>
           <w:tab w:val="right" w:pos="9026"/>
         </w:tabs>
@@ -842,31 +849,86 @@
           <w:szCs w:val="22"/>
         </w:rPr>
         <w:lastRenderedPageBreak/>
-        <w:t xml:space="preserve">ALM </w:t>
-      </w:r>
-      <w:proofErr w:type="gramStart"/>
-      <w:r>
-        <w:rPr>
-          <w:rFonts w:ascii="Arial" w:eastAsia="Arial" w:hAnsi="Arial" w:cs="Arial"/>
-          <w:b/>
-          <w:bCs/>
-          <w:color w:val="1A1A2E"/>
-          <w:sz w:val="22"/>
-          <w:szCs w:val="22"/>
-        </w:rPr>
-        <w:t>Media  /</w:t>
-      </w:r>
-      <w:proofErr w:type="gramEnd"/>
-      <w:r>
-        <w:rPr>
-          <w:rFonts w:ascii="Arial" w:eastAsia="Arial" w:hAnsi="Arial" w:cs="Arial"/>
-          <w:b/>
-          <w:bCs/>
-          <w:color w:val="1A1A2E"/>
-          <w:sz w:val="22"/>
-          <w:szCs w:val="22"/>
-        </w:rPr>
-        <w:t xml:space="preserve">  IBM (via acquisition)</w:t>
+        <w:t>AL</w:t>
+      </w:r>
+      <w:bookmarkStart w:id="0" w:name="_GoBack"/>
+      <w:bookmarkEnd w:id="0"/>
+      <w:r>
+        <w:rPr>
+          <w:rFonts w:ascii="Arial" w:eastAsia="Arial" w:hAnsi="Arial" w:cs="Arial"/>
+          <w:b/>
+          <w:bCs/>
+          <w:color w:val="1A1A2E"/>
+          <w:sz w:val="22"/>
+          <w:szCs w:val="22"/>
+        </w:rPr>
+        <w:t>M Media</w:t>
+      </w:r>
+      <w:r>
+        <w:rPr>
+          <w:rFonts w:ascii="Arial" w:eastAsia="Arial" w:hAnsi="Arial" w:cs="Arial"/>
+          <w:b/>
+          <w:bCs/>
+          <w:color w:val="1A1A2E"/>
+          <w:sz w:val="22"/>
+          <w:szCs w:val="22"/>
+        </w:rPr>
+        <w:t>,</w:t>
+      </w:r>
+      <w:r>
+        <w:rPr>
+          <w:rFonts w:ascii="Arial" w:eastAsia="Arial" w:hAnsi="Arial" w:cs="Arial"/>
+          <w:b/>
+          <w:bCs/>
+          <w:color w:val="1A1A2E"/>
+          <w:sz w:val="22"/>
+          <w:szCs w:val="22"/>
+        </w:rPr>
+        <w:t xml:space="preserve"> </w:t>
+      </w:r>
+      <w:r>
+        <w:rPr>
+          <w:rFonts w:ascii="Arial" w:eastAsia="Arial" w:hAnsi="Arial" w:cs="Arial"/>
+          <w:b/>
+          <w:bCs/>
+          <w:color w:val="1A1A2E"/>
+          <w:sz w:val="22"/>
+          <w:szCs w:val="22"/>
+        </w:rPr>
+        <w:t>Kenexa</w:t>
+      </w:r>
+      <w:r>
+        <w:rPr>
+          <w:rFonts w:ascii="Arial" w:eastAsia="Arial" w:hAnsi="Arial" w:cs="Arial"/>
+          <w:b/>
+          <w:bCs/>
+          <w:color w:val="1A1A2E"/>
+          <w:sz w:val="22"/>
+          <w:szCs w:val="22"/>
+        </w:rPr>
+        <w:t xml:space="preserve"> </w:t>
+      </w:r>
+      <w:r>
+        <w:rPr>
+          <w:rFonts w:ascii="Arial" w:eastAsia="Arial" w:hAnsi="Arial" w:cs="Arial"/>
+          <w:b/>
+          <w:bCs/>
+          <w:color w:val="1A1A2E"/>
+          <w:sz w:val="22"/>
+          <w:szCs w:val="22"/>
+        </w:rPr>
+        <w:t>(</w:t>
+      </w:r>
+      <w:r>
+        <w:rPr>
+          <w:rFonts w:ascii="Arial" w:eastAsia="Arial" w:hAnsi="Arial" w:cs="Arial"/>
+          <w:b/>
+          <w:bCs/>
+          <w:color w:val="1A1A2E"/>
+          <w:sz w:val="22"/>
+          <w:szCs w:val="22"/>
+        </w:rPr>
+        <w:t>IBM via acquisition)</w:t>
       </w:r>
       <w:r>
         <w:rPr>
@@ -907,7 +969,6 @@
       <w:pPr>
         <w:spacing w:after="60"/>
       </w:pPr>
-      <w:bookmarkStart w:id="0" w:name="_GoBack"/>
       <w:r>
         <w:rPr>
           <w:rFonts w:ascii="Arial" w:eastAsia="Arial" w:hAnsi="Arial" w:cs="Arial"/>
@@ -920,7 +981,6 @@
         <w:t>Full-stack development across legal case management (C#, MS SQL) and HR platform products (Delphi, VBScript, MS SQL).</w:t>
       </w:r>
     </w:p>
-    <w:bookmarkEnd w:id="0"/>
     <w:p>
       <w:pPr>
         <w:pBdr>
@@ -1188,6 +1248,230 @@
           <w:szCs w:val="22"/>
         </w:rPr>
         <w:t>OPEN SOURCE PROJECTS</w:t>
+      </w:r>
+    </w:p>
+    <w:p>
+      <w:pPr>
+        <w:pStyle w:val="ListParagraph"/>
+        <w:numPr>
+          <w:ilvl w:val="0"/>
+          <w:numId w:val="2"/>
+        </w:numPr>
+        <w:spacing w:after="40"/>
+        <w:rPr>
+          <w:rFonts w:ascii="Arial" w:hAnsi="Arial" w:cs="Arial"/>
+          <w:b/>
+        </w:rPr>
+      </w:pPr>
+      <w:proofErr w:type="spellStart"/>
+      <w:r>
+        <w:rPr>
+          <w:rFonts w:ascii="Arial" w:hAnsi="Arial" w:cs="Arial"/>
+          <w:b/>
+        </w:rPr>
+        <w:t>WeaversGuild</w:t>
+      </w:r>
+      <w:proofErr w:type="spellEnd"/>
+      <w:r>
+        <w:rPr>
+          <w:rFonts w:ascii="Arial" w:hAnsi="Arial" w:cs="Arial"/>
+          <w:b/>
+        </w:rPr>
+        <w:t xml:space="preserve"> </w:t>
+      </w:r>
+      <w:r>
+        <w:rPr>
+          <w:rFonts w:ascii="Arial" w:eastAsia="Arial" w:hAnsi="Arial" w:cs="Arial"/>
+          <w:color w:val="1A1A2E"/>
+        </w:rPr>
+        <w:t>—</w:t>
+      </w:r>
+      <w:r>
+        <w:rPr>
+          <w:rFonts w:ascii="Arial" w:eastAsia="Arial" w:hAnsi="Arial" w:cs="Arial"/>
+          <w:color w:val="1A1A2E"/>
+        </w:rPr>
+        <w:t xml:space="preserve"> LLM toolset App, </w:t>
+      </w:r>
+      <w:proofErr w:type="spellStart"/>
+      <w:proofErr w:type="gramStart"/>
+      <w:r>
+        <w:rPr>
+          <w:rFonts w:ascii="Arial" w:eastAsia="Arial" w:hAnsi="Arial" w:cs="Arial"/>
+          <w:color w:val="1A1A2E"/>
+        </w:rPr>
+        <w:t>Api</w:t>
+      </w:r>
+      <w:proofErr w:type="spellEnd"/>
+      <w:proofErr w:type="gramEnd"/>
+      <w:r>
+        <w:rPr>
+          <w:rFonts w:ascii="Arial" w:eastAsia="Arial" w:hAnsi="Arial" w:cs="Arial"/>
+          <w:color w:val="1A1A2E"/>
+        </w:rPr>
+        <w:t xml:space="preserve">, MCP, similar to Storytime but is oriented towards C# and EF Core, following </w:t>
+      </w:r>
+      <w:proofErr w:type="spellStart"/>
+      <w:r>
+        <w:rPr>
+          <w:rFonts w:ascii="Arial" w:eastAsia="Arial" w:hAnsi="Arial" w:cs="Arial"/>
+          <w:color w:val="1A1A2E"/>
+        </w:rPr>
+        <w:t>Storytimes</w:t>
+      </w:r>
+      <w:proofErr w:type="spellEnd"/>
+      <w:r>
+        <w:rPr>
+          <w:rFonts w:ascii="Arial" w:eastAsia="Arial" w:hAnsi="Arial" w:cs="Arial"/>
+          <w:color w:val="1A1A2E"/>
+        </w:rPr>
+        <w:t>’ principals, Structured Agent</w:t>
+      </w:r>
+      <w:r>
+        <w:rPr>
+          <w:rFonts w:ascii="Arial" w:eastAsia="Arial" w:hAnsi="Arial" w:cs="Arial"/>
+          <w:color w:val="1A1A2E"/>
+        </w:rPr>
+        <w:t>s</w:t>
+      </w:r>
+      <w:r>
+        <w:rPr>
+          <w:rFonts w:ascii="Arial" w:eastAsia="Arial" w:hAnsi="Arial" w:cs="Arial"/>
+          <w:color w:val="1A1A2E"/>
+        </w:rPr>
+        <w:t xml:space="preserve"> building</w:t>
+      </w:r>
+      <w:r>
+        <w:rPr>
+          <w:rFonts w:ascii="Arial" w:eastAsia="Arial" w:hAnsi="Arial" w:cs="Arial"/>
+          <w:color w:val="1A1A2E"/>
+        </w:rPr>
+        <w:t xml:space="preserve"> out libraries of EF Core databases so far. </w:t>
+      </w:r>
+      <w:r>
+        <w:rPr>
+          <w:rFonts w:ascii="Arial" w:eastAsia="Arial" w:hAnsi="Arial" w:cs="Arial"/>
+          <w:color w:val="2E5BFF"/>
+        </w:rPr>
+        <w:t>github.com/mmeents/</w:t>
+      </w:r>
+      <w:proofErr w:type="spellStart"/>
+      <w:r>
+        <w:rPr>
+          <w:rFonts w:ascii="Arial" w:eastAsia="Arial" w:hAnsi="Arial" w:cs="Arial"/>
+          <w:color w:val="2E5BFF"/>
+        </w:rPr>
+        <w:t>WeaversGuild</w:t>
+      </w:r>
+      <w:proofErr w:type="spellEnd"/>
+      <w:r>
+        <w:rPr>
+          <w:rFonts w:ascii="Arial" w:eastAsia="Arial" w:hAnsi="Arial" w:cs="Arial"/>
+          <w:color w:val="1A1A2E"/>
+        </w:rPr>
+        <w:t xml:space="preserve"> </w:t>
+      </w:r>
+      <w:r>
+        <w:rPr>
+          <w:rFonts w:ascii="Arial" w:eastAsia="Arial" w:hAnsi="Arial" w:cs="Arial"/>
+          <w:color w:val="1A1A2E"/>
+        </w:rPr>
+        <w:t xml:space="preserve"> </w:t>
+      </w:r>
+    </w:p>
+    <w:p>
+      <w:pPr>
+        <w:pStyle w:val="ListParagraph"/>
+        <w:numPr>
+          <w:ilvl w:val="0"/>
+          <w:numId w:val="2"/>
+        </w:numPr>
+        <w:spacing w:after="40"/>
+        <w:rPr>
+          <w:rFonts w:ascii="Arial" w:hAnsi="Arial" w:cs="Arial"/>
+          <w:b/>
+        </w:rPr>
+      </w:pPr>
+      <w:r>
+        <w:rPr>
+          <w:rFonts w:ascii="Arial" w:hAnsi="Arial" w:cs="Arial"/>
+          <w:b/>
+        </w:rPr>
+        <w:t xml:space="preserve">Storytime </w:t>
+      </w:r>
+      <w:r>
+        <w:rPr>
+          <w:rFonts w:ascii="Arial" w:eastAsia="Arial" w:hAnsi="Arial" w:cs="Arial"/>
+          <w:color w:val="1A1A2E"/>
+        </w:rPr>
+        <w:t>—</w:t>
+      </w:r>
+      <w:r>
+        <w:rPr>
+          <w:rFonts w:ascii="Arial" w:eastAsia="Arial" w:hAnsi="Arial" w:cs="Arial"/>
+          <w:color w:val="1A1A2E"/>
+        </w:rPr>
+        <w:t xml:space="preserve"> LLM tool set, App, </w:t>
+      </w:r>
+      <w:proofErr w:type="spellStart"/>
+      <w:r>
+        <w:rPr>
+          <w:rFonts w:ascii="Arial" w:eastAsia="Arial" w:hAnsi="Arial" w:cs="Arial"/>
+          <w:color w:val="1A1A2E"/>
+        </w:rPr>
+        <w:t>Api</w:t>
+      </w:r>
+      <w:proofErr w:type="spellEnd"/>
+      <w:r>
+        <w:rPr>
+          <w:rFonts w:ascii="Arial" w:eastAsia="Arial" w:hAnsi="Arial" w:cs="Arial"/>
+          <w:color w:val="1A1A2E"/>
+        </w:rPr>
+        <w:t>, MCP;</w:t>
+      </w:r>
+      <w:r>
+        <w:rPr>
+          <w:rFonts w:ascii="Arial" w:eastAsia="Arial" w:hAnsi="Arial" w:cs="Arial"/>
+          <w:color w:val="1A1A2E"/>
+        </w:rPr>
+        <w:t xml:space="preserve"> targeting </w:t>
+      </w:r>
+      <w:proofErr w:type="spellStart"/>
+      <w:r>
+        <w:rPr>
+          <w:rFonts w:ascii="Arial" w:eastAsia="Arial" w:hAnsi="Arial" w:cs="Arial"/>
+          <w:color w:val="1A1A2E"/>
+        </w:rPr>
+        <w:t>Anthropic’s</w:t>
+      </w:r>
+      <w:proofErr w:type="spellEnd"/>
+      <w:r>
+        <w:rPr>
+          <w:rFonts w:ascii="Arial" w:eastAsia="Arial" w:hAnsi="Arial" w:cs="Arial"/>
+          <w:color w:val="1A1A2E"/>
+        </w:rPr>
+        <w:t xml:space="preserve"> Claude and LM Studio(local models)</w:t>
+      </w:r>
+      <w:r>
+        <w:rPr>
+          <w:rFonts w:ascii="Arial" w:eastAsia="Arial" w:hAnsi="Arial" w:cs="Arial"/>
+          <w:color w:val="1A1A2E"/>
+        </w:rPr>
+        <w:t xml:space="preserve"> focus is structured schedulable agents writing scenes and stories as a production organization. </w:t>
+      </w:r>
+      <w:r>
+        <w:rPr>
+          <w:rFonts w:ascii="Arial" w:eastAsia="Arial" w:hAnsi="Arial" w:cs="Arial"/>
+          <w:color w:val="2E5BFF"/>
+        </w:rPr>
+        <w:t>github.com/mmeents/</w:t>
+      </w:r>
+      <w:r>
+        <w:rPr>
+          <w:rFonts w:ascii="Arial" w:eastAsia="Arial" w:hAnsi="Arial" w:cs="Arial"/>
+          <w:color w:val="2E5BFF"/>
+        </w:rPr>
+        <w:t>Storytime</w:t>
       </w:r>
     </w:p>
     <w:p>
